--- a/参赛材料/知歇-参赛材料清单与提交指南.docx
+++ b/参赛材料/知歇-参赛材料清单与提交指南.docx
@@ -178,19 +178,6 @@
           <w:rFonts w:ascii="微软雅黑" w:eastAsia="微软雅黑" w:hAnsi="微软雅黑" w:cs="微软雅黑" w:hint="eastAsia"/>
           <w:lang w:eastAsia="zh-CN"/>
         </w:rPr>
-        <w:t>单位：无锡开放大学　指导教师：王敏</w:t>
-      </w:r>
-    </w:p>
-    <w:p>
-      <w:pPr>
-        <w:spacing w:after="180"/>
-        <w:jc w:val="left"/>
-      </w:pPr>
-      <w:r>
-        <w:rPr>
-          <w:rFonts w:ascii="微软雅黑" w:eastAsia="微软雅黑" w:hAnsi="微软雅黑" w:cs="微软雅黑" w:hint="eastAsia"/>
-          <w:lang w:eastAsia="zh-CN"/>
-        </w:rPr>
         <w:t>本文件为材料总索引，</w:t>
       </w:r>
       <w:r>
@@ -208,7 +195,7 @@
         <w:sectPr>
           <w:type w:val="nextPage"/>
           <w:pgSz w:w="11906" w:h="16838"/>
-          <w:pgMar w:top="1417" w:bottom="1134" w:left="1417" w:right="1417"/>
+          <w:pgMar w:top="1440" w:bottom="1440" w:left="1797" w:right="1797"/>
         </w:sectPr>
       </w:pPr>
     </w:p>
@@ -3496,35 +3483,7 @@
                 <w:color w:val="212121"/>
                 <w:sz w:val="18"/>
               </w:rPr>
-              <w:t>团队信息（无锡开放大学</w:t>
-            </w:r>
-            <w:r>
-              <w:rPr>
-                <w:color w:val="212121"/>
-                <w:sz w:val="18"/>
-              </w:rPr>
-              <w:t xml:space="preserve"> </w:t>
-            </w:r>
-            <w:r>
-              <w:rPr>
-                <w:color w:val="212121"/>
-                <w:sz w:val="18"/>
-              </w:rPr>
-              <w:t xml:space="preserve"> / </w:t>
-            </w:r>
-            <w:r>
-              <w:rPr>
-                <w:color w:val="212121"/>
-                <w:sz w:val="18"/>
-              </w:rPr>
-              <w:t xml:space="preserve"> </w:t>
-            </w:r>
-            <w:r>
-              <w:rPr>
-                <w:color w:val="212121"/>
-                <w:sz w:val="18"/>
-              </w:rPr>
-              <w:t>指导教师王敏）填写完整</w:t>
+              <w:t>提交署名信息与赛事要求一致</w:t>
             </w:r>
           </w:p>
         </w:tc>
@@ -3619,7 +3578,7 @@
                 <w:color w:val="212121"/>
                 <w:sz w:val="18"/>
               </w:rPr>
-              <w:t>提交人</w:t>
+              <w:t>测试数据（</w:t>
             </w:r>
             <w:r>
               <w:rPr>
@@ -3633,7 +3592,7 @@
                 <w:color w:val="212121"/>
                 <w:sz w:val="18"/>
               </w:rPr>
-              <w:t xml:space="preserve"> / </w:t>
+              <w:t xml:space="preserve">138 </w:t>
             </w:r>
             <w:r>
               <w:rPr>
@@ -3647,7 +3606,7 @@
                 <w:color w:val="212121"/>
                 <w:sz w:val="18"/>
               </w:rPr>
-              <w:t>团队成员姓名与联系方式已填写</w:t>
+              <w:t>项）与实际运行结果一致</w:t>
             </w:r>
           </w:p>
         </w:tc>
@@ -3742,7 +3701,7 @@
                 <w:color w:val="212121"/>
                 <w:sz w:val="18"/>
               </w:rPr>
-              <w:t>测试数据（</w:t>
+              <w:t xml:space="preserve">06 </w:t>
             </w:r>
             <w:r>
               <w:rPr>
@@ -3756,7 +3715,7 @@
                 <w:color w:val="212121"/>
                 <w:sz w:val="18"/>
               </w:rPr>
-              <w:t xml:space="preserve">138 </w:t>
+              <w:t>号调研报告的</w:t>
             </w:r>
             <w:r>
               <w:rPr>
@@ -3770,7 +3729,49 @@
                 <w:color w:val="212121"/>
                 <w:sz w:val="18"/>
               </w:rPr>
-              <w:t>项）与实际运行结果一致</w:t>
+              <w:t>"</w:t>
+            </w:r>
+            <w:r>
+              <w:rPr>
+                <w:color w:val="212121"/>
+                <w:sz w:val="18"/>
+              </w:rPr>
+              <w:t xml:space="preserve"> </w:t>
+            </w:r>
+            <w:r>
+              <w:rPr>
+                <w:color w:val="212121"/>
+                <w:sz w:val="18"/>
+              </w:rPr>
+              <w:t>待回收</w:t>
+            </w:r>
+            <w:r>
+              <w:rPr>
+                <w:color w:val="212121"/>
+                <w:sz w:val="18"/>
+              </w:rPr>
+              <w:t xml:space="preserve"> </w:t>
+            </w:r>
+            <w:r>
+              <w:rPr>
+                <w:color w:val="212121"/>
+                <w:sz w:val="18"/>
+              </w:rPr>
+              <w:t>"</w:t>
+            </w:r>
+            <w:r>
+              <w:rPr>
+                <w:color w:val="212121"/>
+                <w:sz w:val="18"/>
+              </w:rPr>
+              <w:t xml:space="preserve"> </w:t>
+            </w:r>
+            <w:r>
+              <w:rPr>
+                <w:color w:val="212121"/>
+                <w:sz w:val="18"/>
+              </w:rPr>
+              <w:t>单元格已填入真实数据</w:t>
             </w:r>
           </w:p>
         </w:tc>
@@ -3865,77 +3866,7 @@
                 <w:color w:val="212121"/>
                 <w:sz w:val="18"/>
               </w:rPr>
-              <w:t xml:space="preserve">06 </w:t>
-            </w:r>
-            <w:r>
-              <w:rPr>
-                <w:color w:val="212121"/>
-                <w:sz w:val="18"/>
-              </w:rPr>
-              <w:t xml:space="preserve"> </w:t>
-            </w:r>
-            <w:r>
-              <w:rPr>
-                <w:color w:val="212121"/>
-                <w:sz w:val="18"/>
-              </w:rPr>
-              <w:t>号调研报告的</w:t>
-            </w:r>
-            <w:r>
-              <w:rPr>
-                <w:color w:val="212121"/>
-                <w:sz w:val="18"/>
-              </w:rPr>
-              <w:t xml:space="preserve"> </w:t>
-            </w:r>
-            <w:r>
-              <w:rPr>
-                <w:color w:val="212121"/>
-                <w:sz w:val="18"/>
-              </w:rPr>
-              <w:t>"</w:t>
-            </w:r>
-            <w:r>
-              <w:rPr>
-                <w:color w:val="212121"/>
-                <w:sz w:val="18"/>
-              </w:rPr>
-              <w:t xml:space="preserve"> </w:t>
-            </w:r>
-            <w:r>
-              <w:rPr>
-                <w:color w:val="212121"/>
-                <w:sz w:val="18"/>
-              </w:rPr>
-              <w:t>待回收</w:t>
-            </w:r>
-            <w:r>
-              <w:rPr>
-                <w:color w:val="212121"/>
-                <w:sz w:val="18"/>
-              </w:rPr>
-              <w:t xml:space="preserve"> </w:t>
-            </w:r>
-            <w:r>
-              <w:rPr>
-                <w:color w:val="212121"/>
-                <w:sz w:val="18"/>
-              </w:rPr>
-              <w:t>"</w:t>
-            </w:r>
-            <w:r>
-              <w:rPr>
-                <w:color w:val="212121"/>
-                <w:sz w:val="18"/>
-              </w:rPr>
-              <w:t xml:space="preserve"> </w:t>
-            </w:r>
-            <w:r>
-              <w:rPr>
-                <w:color w:val="212121"/>
-                <w:sz w:val="18"/>
-              </w:rPr>
-              <w:t>单元格已填入真实数据</w:t>
+              <w:t>未使用任何未经核实的第三方统计数据</w:t>
             </w:r>
           </w:p>
         </w:tc>
@@ -4030,7 +3961,91 @@
                 <w:color w:val="212121"/>
                 <w:sz w:val="18"/>
               </w:rPr>
-              <w:t>未使用任何未经核实的第三方统计数据</w:t>
+              <w:t>未出现</w:t>
+            </w:r>
+            <w:r>
+              <w:rPr>
+                <w:color w:val="212121"/>
+                <w:sz w:val="18"/>
+              </w:rPr>
+              <w:t xml:space="preserve"> </w:t>
+            </w:r>
+            <w:r>
+              <w:rPr>
+                <w:color w:val="212121"/>
+                <w:sz w:val="18"/>
+              </w:rPr>
+              <w:t>"</w:t>
+            </w:r>
+            <w:r>
+              <w:rPr>
+                <w:color w:val="212121"/>
+                <w:sz w:val="18"/>
+              </w:rPr>
+              <w:t xml:space="preserve"> </w:t>
+            </w:r>
+            <w:r>
+              <w:rPr>
+                <w:color w:val="212121"/>
+                <w:sz w:val="18"/>
+              </w:rPr>
+              <w:t>提升效率</w:t>
+            </w:r>
+            <w:r>
+              <w:rPr>
+                <w:color w:val="212121"/>
+                <w:sz w:val="18"/>
+              </w:rPr>
+              <w:t xml:space="preserve"> </w:t>
+            </w:r>
+            <w:r>
+              <w:rPr>
+                <w:color w:val="212121"/>
+                <w:sz w:val="18"/>
+              </w:rPr>
+              <w:t xml:space="preserve"> / </w:t>
+            </w:r>
+            <w:r>
+              <w:rPr>
+                <w:color w:val="212121"/>
+                <w:sz w:val="18"/>
+              </w:rPr>
+              <w:t xml:space="preserve"> </w:t>
+            </w:r>
+            <w:r>
+              <w:rPr>
+                <w:color w:val="212121"/>
+                <w:sz w:val="18"/>
+              </w:rPr>
+              <w:t>加班</w:t>
+            </w:r>
+            <w:r>
+              <w:rPr>
+                <w:color w:val="212121"/>
+                <w:sz w:val="18"/>
+              </w:rPr>
+              <w:t xml:space="preserve"> </w:t>
+            </w:r>
+            <w:r>
+              <w:rPr>
+                <w:color w:val="212121"/>
+                <w:sz w:val="18"/>
+              </w:rPr>
+              <w:t>"</w:t>
+            </w:r>
+            <w:r>
+              <w:rPr>
+                <w:color w:val="212121"/>
+                <w:sz w:val="18"/>
+              </w:rPr>
+              <w:t xml:space="preserve"> </w:t>
+            </w:r>
+            <w:r>
+              <w:rPr>
+                <w:color w:val="212121"/>
+                <w:sz w:val="18"/>
+              </w:rPr>
+              <w:t>等与产品立场相悖的表述</w:t>
             </w:r>
           </w:p>
         </w:tc>
@@ -4125,91 +4140,22 @@
                 <w:color w:val="212121"/>
                 <w:sz w:val="18"/>
               </w:rPr>
-              <w:t>未出现</w:t>
-            </w:r>
-            <w:r>
-              <w:rPr>
+              <w:t xml:space="preserve">所有截图均为 </w:t>
+            </w:r>
+            <w:r>
+              <w:rPr>
+                <w:b/>
                 <w:color w:val="212121"/>
                 <w:sz w:val="18"/>
               </w:rPr>
-              <w:t xml:space="preserve"> </w:t>
+              <w:t>实际应用界面</w:t>
             </w:r>
             <w:r>
               <w:rPr>
                 <w:color w:val="212121"/>
                 <w:sz w:val="18"/>
               </w:rPr>
-              <w:t>"</w:t>
-            </w:r>
-            <w:r>
-              <w:rPr>
-                <w:color w:val="212121"/>
-                <w:sz w:val="18"/>
-              </w:rPr>
-              <w:t xml:space="preserve"> </w:t>
-            </w:r>
-            <w:r>
-              <w:rPr>
-                <w:color w:val="212121"/>
-                <w:sz w:val="18"/>
-              </w:rPr>
-              <w:t>提升效率</w:t>
-            </w:r>
-            <w:r>
-              <w:rPr>
-                <w:color w:val="212121"/>
-                <w:sz w:val="18"/>
-              </w:rPr>
-              <w:t xml:space="preserve"> </w:t>
-            </w:r>
-            <w:r>
-              <w:rPr>
-                <w:color w:val="212121"/>
-                <w:sz w:val="18"/>
-              </w:rPr>
-              <w:t xml:space="preserve"> / </w:t>
-            </w:r>
-            <w:r>
-              <w:rPr>
-                <w:color w:val="212121"/>
-                <w:sz w:val="18"/>
-              </w:rPr>
-              <w:t xml:space="preserve"> </w:t>
-            </w:r>
-            <w:r>
-              <w:rPr>
-                <w:color w:val="212121"/>
-                <w:sz w:val="18"/>
-              </w:rPr>
-              <w:t>加班</w:t>
-            </w:r>
-            <w:r>
-              <w:rPr>
-                <w:color w:val="212121"/>
-                <w:sz w:val="18"/>
-              </w:rPr>
-              <w:t xml:space="preserve"> </w:t>
-            </w:r>
-            <w:r>
-              <w:rPr>
-                <w:color w:val="212121"/>
-                <w:sz w:val="18"/>
-              </w:rPr>
-              <w:t>"</w:t>
-            </w:r>
-            <w:r>
-              <w:rPr>
-                <w:color w:val="212121"/>
-                <w:sz w:val="18"/>
-              </w:rPr>
-              <w:t xml:space="preserve"> </w:t>
-            </w:r>
-            <w:r>
-              <w:rPr>
-                <w:color w:val="212121"/>
-                <w:sz w:val="18"/>
-              </w:rPr>
-              <w:t>等与产品立场相悖的表述</w:t>
+              <w:t xml:space="preserve"> ，未使用设计稿冒充</w:t>
             </w:r>
           </w:p>
         </w:tc>
@@ -4304,131 +4250,7 @@
                 <w:color w:val="212121"/>
                 <w:sz w:val="18"/>
               </w:rPr>
-              <w:t xml:space="preserve">所有截图均为 </w:t>
-            </w:r>
-            <w:r>
-              <w:rPr>
-                <w:b/>
-                <w:color w:val="212121"/>
-                <w:sz w:val="18"/>
-              </w:rPr>
-              <w:t>实际应用界面</w:t>
-            </w:r>
-            <w:r>
-              <w:rPr>
-                <w:color w:val="212121"/>
-                <w:sz w:val="18"/>
-              </w:rPr>
-              <w:t xml:space="preserve"> ，未使用设计稿冒充</w:t>
-            </w:r>
-          </w:p>
-        </w:tc>
-        <w:tc>
-          <w:tcPr>
-            <w:tcW w:type="dxa" w:w="2880"/>
-            <w:vAlign w:val="center"/>
-            <w:tcBorders>
-              <w:top w:val="single" w:sz="6" w:space="0" w:color="E0E0E0"/>
-              <w:bottom w:val="single" w:sz="6" w:space="0" w:color="E0E0E0"/>
-              <w:left w:val="single" w:sz="6" w:space="0" w:color="E0E0E0"/>
-              <w:right w:val="single" w:sz="6" w:space="0" w:color="E0E0E0"/>
-            </w:tcBorders>
-            <w:tcMar>
-              <w:top w:w="120" w:type="dxa"/>
-              <w:bottom w:w="120" w:type="dxa"/>
-              <w:left w:w="168" w:type="dxa"/>
-              <w:right w:w="168" w:type="dxa"/>
-            </w:tcMar>
-          </w:tcPr>
-          <w:p>
-            <w:pPr>
-              <w:jc w:val="left"/>
-              <w:spacing w:line="240" w:lineRule="auto" w:before="45" w:after="45"/>
-            </w:pPr>
-            <w:r>
-              <w:rPr>
-                <w:color w:val="212121"/>
-                <w:sz w:val="18"/>
-              </w:rPr>
-              <w:t>☐</w:t>
-            </w:r>
-          </w:p>
-        </w:tc>
-      </w:tr>
-      <w:tr>
-        <w:tc>
-          <w:tcPr>
-            <w:tcW w:type="dxa" w:w="2880"/>
-            <w:vAlign w:val="center"/>
-            <w:tcBorders>
-              <w:top w:val="single" w:sz="6" w:space="0" w:color="E0E0E0"/>
-              <w:bottom w:val="single" w:sz="6" w:space="0" w:color="E0E0E0"/>
-              <w:left w:val="single" w:sz="6" w:space="0" w:color="E0E0E0"/>
-              <w:right w:val="single" w:sz="6" w:space="0" w:color="E0E0E0"/>
-            </w:tcBorders>
-            <w:tcMar>
-              <w:top w:w="120" w:type="dxa"/>
-              <w:bottom w:w="120" w:type="dxa"/>
-              <w:left w:w="168" w:type="dxa"/>
-              <w:right w:w="168" w:type="dxa"/>
-            </w:tcMar>
-          </w:tcPr>
-          <w:p>
-            <w:pPr>
-              <w:jc w:val="left"/>
-              <w:spacing w:line="240" w:lineRule="auto" w:before="45" w:after="45"/>
-            </w:pPr>
-            <w:r>
-              <w:rPr>
-                <w:color w:val="212121"/>
-                <w:sz w:val="18"/>
-              </w:rPr>
-              <w:t>10</w:t>
-            </w:r>
-          </w:p>
-        </w:tc>
-        <w:tc>
-          <w:tcPr>
-            <w:tcW w:type="dxa" w:w="2880"/>
-            <w:vAlign w:val="center"/>
-            <w:tcBorders>
-              <w:top w:val="single" w:sz="6" w:space="0" w:color="E0E0E0"/>
-              <w:bottom w:val="single" w:sz="6" w:space="0" w:color="E0E0E0"/>
-              <w:left w:val="single" w:sz="6" w:space="0" w:color="E0E0E0"/>
-              <w:right w:val="single" w:sz="6" w:space="0" w:color="E0E0E0"/>
-            </w:tcBorders>
-            <w:tcMar>
-              <w:top w:w="120" w:type="dxa"/>
-              <w:bottom w:w="120" w:type="dxa"/>
-              <w:left w:w="168" w:type="dxa"/>
-              <w:right w:w="168" w:type="dxa"/>
-            </w:tcMar>
-          </w:tcPr>
-          <w:p>
-            <w:pPr>
-              <w:jc w:val="left"/>
-              <w:spacing w:line="240" w:lineRule="auto" w:before="45" w:after="45"/>
-            </w:pPr>
-            <w:r>
-              <w:rPr>
-                <w:color w:val="212121"/>
-                <w:sz w:val="18"/>
-              </w:rPr>
-              <w:t xml:space="preserve">09 </w:t>
-            </w:r>
-            <w:r>
-              <w:rPr>
-                <w:color w:val="212121"/>
-                <w:sz w:val="18"/>
-              </w:rPr>
-              <w:t xml:space="preserve"> </w:t>
-            </w:r>
-            <w:r>
-              <w:rPr>
-                <w:color w:val="212121"/>
-                <w:sz w:val="18"/>
-              </w:rPr>
-              <w:t>号文件的著作权人署名与学校要求一致</w:t>
+              <w:t>材料全文未出现任何可识别个人身份或就读单位的信息</w:t>
             </w:r>
           </w:p>
         </w:tc>
@@ -5724,158 +5546,7 @@
                 <w:color w:val="212121"/>
                 <w:sz w:val="18"/>
               </w:rPr>
-              <w:t>学校推荐意见</w:t>
-            </w:r>
-            <w:r>
-              <w:rPr>
-                <w:color w:val="212121"/>
-                <w:sz w:val="18"/>
-              </w:rPr>
-              <w:t xml:space="preserve"> </w:t>
-            </w:r>
-            <w:r>
-              <w:rPr>
-                <w:color w:val="212121"/>
-                <w:sz w:val="18"/>
-              </w:rPr>
-              <w:t xml:space="preserve"> / </w:t>
-            </w:r>
-            <w:r>
-              <w:rPr>
-                <w:color w:val="212121"/>
-                <w:sz w:val="18"/>
-              </w:rPr>
-              <w:t xml:space="preserve"> </w:t>
-            </w:r>
-            <w:r>
-              <w:rPr>
-                <w:color w:val="212121"/>
-                <w:sz w:val="18"/>
-              </w:rPr>
-              <w:t>盖章文件（如赛事要求）</w:t>
-            </w:r>
-          </w:p>
-        </w:tc>
-        <w:tc>
-          <w:tcPr>
-            <w:tcW w:type="dxa" w:w="2880"/>
-            <w:vAlign w:val="center"/>
-            <w:tcBorders>
-              <w:top w:val="single" w:sz="6" w:space="0" w:color="E0E0E0"/>
-              <w:bottom w:val="single" w:sz="6" w:space="0" w:color="E0E0E0"/>
-              <w:left w:val="single" w:sz="6" w:space="0" w:color="E0E0E0"/>
-              <w:right w:val="single" w:sz="6" w:space="0" w:color="E0E0E0"/>
-            </w:tcBorders>
-            <w:tcMar>
-              <w:top w:w="120" w:type="dxa"/>
-              <w:bottom w:w="120" w:type="dxa"/>
-              <w:left w:w="168" w:type="dxa"/>
-              <w:right w:w="168" w:type="dxa"/>
-            </w:tcMar>
-          </w:tcPr>
-          <w:p>
-            <w:pPr>
-              <w:jc w:val="left"/>
-              <w:spacing w:line="240" w:lineRule="auto" w:before="45" w:after="45"/>
-            </w:pPr>
-            <w:r>
-              <w:rPr>
-                <w:color w:val="212121"/>
-                <w:sz w:val="18"/>
-              </w:rPr>
-              <w:t>☐</w:t>
-            </w:r>
-          </w:p>
-        </w:tc>
-      </w:tr>
-      <w:tr>
-        <w:tc>
-          <w:tcPr>
-            <w:tcW w:type="dxa" w:w="2880"/>
-            <w:vAlign w:val="center"/>
-            <w:tcBorders>
-              <w:top w:val="single" w:sz="6" w:space="0" w:color="E0E0E0"/>
-              <w:bottom w:val="single" w:sz="6" w:space="0" w:color="E0E0E0"/>
-              <w:left w:val="single" w:sz="6" w:space="0" w:color="E0E0E0"/>
-              <w:right w:val="single" w:sz="6" w:space="0" w:color="E0E0E0"/>
-            </w:tcBorders>
-            <w:tcMar>
-              <w:top w:w="120" w:type="dxa"/>
-              <w:bottom w:w="120" w:type="dxa"/>
-              <w:left w:w="168" w:type="dxa"/>
-              <w:right w:w="168" w:type="dxa"/>
-            </w:tcMar>
-          </w:tcPr>
-          <w:p>
-            <w:pPr>
-              <w:jc w:val="left"/>
-              <w:spacing w:line="240" w:lineRule="auto" w:before="45" w:after="45"/>
-            </w:pPr>
-            <w:r>
-              <w:rPr>
-                <w:color w:val="212121"/>
-                <w:sz w:val="18"/>
-              </w:rPr>
-              <w:t>5</w:t>
-            </w:r>
-          </w:p>
-        </w:tc>
-        <w:tc>
-          <w:tcPr>
-            <w:tcW w:type="dxa" w:w="2880"/>
-            <w:vAlign w:val="center"/>
-            <w:tcBorders>
-              <w:top w:val="single" w:sz="6" w:space="0" w:color="E0E0E0"/>
-              <w:bottom w:val="single" w:sz="6" w:space="0" w:color="E0E0E0"/>
-              <w:left w:val="single" w:sz="6" w:space="0" w:color="E0E0E0"/>
-              <w:right w:val="single" w:sz="6" w:space="0" w:color="E0E0E0"/>
-            </w:tcBorders>
-            <w:tcMar>
-              <w:top w:w="120" w:type="dxa"/>
-              <w:bottom w:w="120" w:type="dxa"/>
-              <w:left w:w="168" w:type="dxa"/>
-              <w:right w:w="168" w:type="dxa"/>
-            </w:tcMar>
-          </w:tcPr>
-          <w:p>
-            <w:pPr>
-              <w:jc w:val="left"/>
-              <w:spacing w:line="240" w:lineRule="auto" w:before="45" w:after="45"/>
-            </w:pPr>
-            <w:r>
-              <w:rPr>
-                <w:color w:val="212121"/>
-                <w:sz w:val="18"/>
-              </w:rPr>
-              <w:t>学生身份证明</w:t>
-            </w:r>
-            <w:r>
-              <w:rPr>
-                <w:color w:val="212121"/>
-                <w:sz w:val="18"/>
-              </w:rPr>
-              <w:t xml:space="preserve"> </w:t>
-            </w:r>
-            <w:r>
-              <w:rPr>
-                <w:color w:val="212121"/>
-                <w:sz w:val="18"/>
-              </w:rPr>
-              <w:t xml:space="preserve"> / </w:t>
-            </w:r>
-            <w:r>
-              <w:rPr>
-                <w:color w:val="212121"/>
-                <w:sz w:val="18"/>
-              </w:rPr>
-              <w:t xml:space="preserve"> </w:t>
-            </w:r>
-            <w:r>
-              <w:rPr>
-                <w:color w:val="212121"/>
-                <w:sz w:val="18"/>
-              </w:rPr>
-              <w:t>学籍证明（如赛事要求）</w:t>
+              <w:t>身份认证材料（如赛事要求）</w:t>
             </w:r>
           </w:p>
         </w:tc>
@@ -7462,7 +7133,7 @@
     <w:sectPr>
       <w:footerReference w:type="default" r:id="rId9"/>
       <w:pgSz w:w="11906" w:h="16838"/>
-      <w:pgMar w:top="1417" w:right="1417" w:bottom="1134" w:left="1417" w:header="720" w:footer="720" w:gutter="0"/>
+      <w:pgMar w:top="1440" w:right="1797" w:bottom="1440" w:left="1797" w:header="720" w:footer="720" w:gutter="0"/>
       <w:cols w:space="720"/>
       <w:docGrid w:linePitch="360"/>
       <w:pgNumType w:start="1"/>
@@ -7477,8 +7148,8 @@
     <w:pPr>
       <w:pStyle w:val="Footer"/>
       <w:tabs>
-        <w:tab w:pos="4536" w:val="center"/>
-        <w:tab w:pos="9072" w:val="right"/>
+        <w:tab w:pos="4156" w:val="center"/>
+        <w:tab w:pos="8312" w:val="right"/>
       </w:tabs>
     </w:pPr>
     <w:r>
